--- a/rapports/2026-06-06/EQ4/EQ4_sup_v2/DR_072203030017/01-88-12-64.docx
+++ b/rapports/2026-06-06/EQ4/EQ4_sup_v2/DR_072203030017/01-88-12-64.docx
@@ -297,7 +297,7 @@
           <w:color w:val="1F6FEB"/>
           <w:sz w:val="22"/>
         </w:rPr>
-        <w:t>⚠ INCOHÉRENCES À CORRIGER (69)</w:t>
+        <w:t>⚠ INCOHÉRENCES À CORRIGER (65)</w:t>
       </w:r>
     </w:p>
     <w:tbl>
@@ -904,7 +904,7 @@
                 <w:color w:val="16A34A"/>
                 <w:sz w:val="16"/>
               </w:rPr>
-              <w:t>—</w:t>
+              <w:t>s02q33, s01q00b</w:t>
             </w:r>
           </w:p>
         </w:tc>
@@ -935,7 +935,7 @@
                 <w:i w:val="0"/>
                 <w:sz w:val="17"/>
               </w:rPr>
-              <w:t>Incohérence!!! seulement les écoles gouvermentales paient les cotisations (Gouvernement, communauté, ONG ou organisation humanitaire).</w:t>
+              <w:t>Incoherent!!! La dernière fois que MAMA TRAORE a  fréquenté l'école est 9999.</w:t>
             </w:r>
           </w:p>
         </w:tc>
@@ -994,7 +994,7 @@
                 <w:color w:val="16A34A"/>
                 <w:sz w:val="16"/>
               </w:rPr>
-              <w:t>—</w:t>
+              <w:t>s02q33, s01q00b</w:t>
             </w:r>
           </w:p>
         </w:tc>
@@ -1025,7 +1025,7 @@
                 <w:i w:val="0"/>
                 <w:sz w:val="17"/>
               </w:rPr>
-              <w:t>Incohérence!!! seulement les écoles privées paient les frais de scolarité (y compris les frais d'inscription).</w:t>
+              <w:t>Incoherent!!! La dernière fois que NGAGNE DEMBA CISS a  fréquenté l'école est 9999.</w:t>
             </w:r>
           </w:p>
         </w:tc>
@@ -1115,7 +1115,7 @@
                 <w:i w:val="0"/>
                 <w:sz w:val="17"/>
               </w:rPr>
-              <w:t>Incoherent!!! La dernière fois que MAMA TRAORE a  fréquenté l'école est 9999.</w:t>
+              <w:t>Incoherent!!! La dernière fois que THIORO CISS a  fréquenté l'école est 9999.</w:t>
             </w:r>
           </w:p>
         </w:tc>
@@ -1205,7 +1205,7 @@
                 <w:i w:val="0"/>
                 <w:sz w:val="17"/>
               </w:rPr>
-              <w:t>Incoherent!!! La dernière fois que NGAGNE DEMBA CISS a  fréquenté l'école est 9999.</w:t>
+              <w:t>Incoherent!!! La dernière fois que VIEUX CISS a  fréquenté l'école est 9999.</w:t>
             </w:r>
           </w:p>
         </w:tc>
@@ -1238,6 +1238,636 @@
                 <w:i w:val="0"/>
                 <w:sz w:val="16"/>
               </w:rPr>
+              <w:t>S11</w:t>
+              <w:br/>
+            </w:r>
+            <w:r>
+              <w:rPr>
+                <w:b w:val="0"/>
+                <w:i w:val="0"/>
+                <w:color w:val="64748B"/>
+                <w:sz w:val="14"/>
+              </w:rPr>
+              <w:t>Logement / cadre de vie</w:t>
+            </w:r>
+          </w:p>
+        </w:tc>
+        <w:tc>
+          <w:tcPr>
+            <w:tcW w:type="dxa" w:w="1531"/>
+          </w:tcPr>
+          <w:p>
+            <w:r>
+              <w:rPr>
+                <w:b/>
+                <w:i w:val="0"/>
+                <w:color w:val="16A34A"/>
+                <w:sz w:val="16"/>
+              </w:rPr>
+              <w:t>s01q07, s01q08, s02q20, s02q22, s03q07, s02q29, s04q19, s13q02</w:t>
+            </w:r>
+          </w:p>
+        </w:tc>
+        <w:tc>
+          <w:tcPr>
+            <w:tcW w:type="dxa" w:w="1191"/>
+          </w:tcPr>
+          <w:p>
+            <w:r>
+              <w:rPr>
+                <w:b w:val="0"/>
+                <w:i w:val="0"/>
+                <w:color w:val="64748B"/>
+                <w:sz w:val="16"/>
+              </w:rPr>
+              <w:t>GT-CQ</w:t>
+            </w:r>
+          </w:p>
+        </w:tc>
+        <w:tc>
+          <w:tcPr>
+            <w:tcW w:type="dxa" w:w="4706"/>
+          </w:tcPr>
+          <w:p>
+            <w:r>
+              <w:rPr>
+                <w:b w:val="0"/>
+                <w:i w:val="0"/>
+                <w:sz w:val="17"/>
+              </w:rPr>
+              <w:t>Avertissement!! Le montant supporté (21000 FCFA) par le ménage pour cette source d’énergie (Charbon de bois) à THIES Rural au cours des 30 derniers jours semble incoherent, prière de confirmer ou corriger.</w:t>
+            </w:r>
+          </w:p>
+        </w:tc>
+      </w:tr>
+      <w:tr>
+        <w:tc>
+          <w:tcPr>
+            <w:tcW w:type="dxa" w:w="964"/>
+          </w:tcPr>
+          <w:p>
+            <w:r>
+              <w:rPr>
+                <w:b/>
+                <w:i w:val="0"/>
+                <w:color w:val="DC2626"/>
+                <w:sz w:val="16"/>
+              </w:rPr>
+              <w:t>Haute</w:t>
+            </w:r>
+          </w:p>
+        </w:tc>
+        <w:tc>
+          <w:tcPr>
+            <w:tcW w:type="dxa" w:w="1247"/>
+          </w:tcPr>
+          <w:p>
+            <w:r>
+              <w:rPr>
+                <w:b/>
+                <w:i w:val="0"/>
+                <w:sz w:val="16"/>
+              </w:rPr>
+              <w:t>S11</w:t>
+              <w:br/>
+            </w:r>
+            <w:r>
+              <w:rPr>
+                <w:b w:val="0"/>
+                <w:i w:val="0"/>
+                <w:color w:val="64748B"/>
+                <w:sz w:val="14"/>
+              </w:rPr>
+              <w:t>Logement / cadre de vie</w:t>
+            </w:r>
+          </w:p>
+        </w:tc>
+        <w:tc>
+          <w:tcPr>
+            <w:tcW w:type="dxa" w:w="1531"/>
+          </w:tcPr>
+          <w:p>
+            <w:r>
+              <w:rPr>
+                <w:b/>
+                <w:i w:val="0"/>
+                <w:color w:val="16A34A"/>
+                <w:sz w:val="16"/>
+              </w:rPr>
+              <w:t>s01q03a, s01q03b, s01q03c, s11q32, s11q36, s11q36_code</w:t>
+            </w:r>
+          </w:p>
+        </w:tc>
+        <w:tc>
+          <w:tcPr>
+            <w:tcW w:type="dxa" w:w="1191"/>
+          </w:tcPr>
+          <w:p>
+            <w:r>
+              <w:rPr>
+                <w:b w:val="0"/>
+                <w:i w:val="0"/>
+                <w:color w:val="64748B"/>
+                <w:sz w:val="16"/>
+              </w:rPr>
+              <w:t>GT-CQ</w:t>
+            </w:r>
+          </w:p>
+        </w:tc>
+        <w:tc>
+          <w:tcPr>
+            <w:tcW w:type="dxa" w:w="4706"/>
+          </w:tcPr>
+          <w:p>
+            <w:r>
+              <w:rPr>
+                <w:b w:val="0"/>
+                <w:i w:val="0"/>
+                <w:sz w:val="17"/>
+              </w:rPr>
+              <w:t>Le ménage  est connecté à un réseau électrique donc à accès à l'électricité avec EDM malgré qu'elle ne soit pas disponible à 100%, le même ménage déclare comme principale source d'éclairage du logement la Lampe à pile/Lampe solaire qui est incohérent.</w:t>
+            </w:r>
+          </w:p>
+        </w:tc>
+      </w:tr>
+      <w:tr>
+        <w:tc>
+          <w:tcPr>
+            <w:tcW w:type="dxa" w:w="964"/>
+          </w:tcPr>
+          <w:p>
+            <w:r>
+              <w:rPr>
+                <w:b/>
+                <w:i w:val="0"/>
+                <w:color w:val="EA580C"/>
+                <w:sz w:val="16"/>
+              </w:rPr>
+              <w:t>Moyenne</w:t>
+            </w:r>
+          </w:p>
+        </w:tc>
+        <w:tc>
+          <w:tcPr>
+            <w:tcW w:type="dxa" w:w="1247"/>
+          </w:tcPr>
+          <w:p>
+            <w:r>
+              <w:rPr>
+                <w:b/>
+                <w:i w:val="0"/>
+                <w:sz w:val="16"/>
+              </w:rPr>
+              <w:t>S00</w:t>
+              <w:br/>
+            </w:r>
+            <w:r>
+              <w:rPr>
+                <w:b w:val="0"/>
+                <w:i w:val="0"/>
+                <w:color w:val="64748B"/>
+                <w:sz w:val="14"/>
+              </w:rPr>
+              <w:t>Identification</w:t>
+            </w:r>
+          </w:p>
+        </w:tc>
+        <w:tc>
+          <w:tcPr>
+            <w:tcW w:type="dxa" w:w="1531"/>
+          </w:tcPr>
+          <w:p>
+            <w:r>
+              <w:rPr>
+                <w:b/>
+                <w:i w:val="0"/>
+                <w:color w:val="16A34A"/>
+                <w:sz w:val="16"/>
+              </w:rPr>
+              <w:t>—</w:t>
+            </w:r>
+          </w:p>
+        </w:tc>
+        <w:tc>
+          <w:tcPr>
+            <w:tcW w:type="dxa" w:w="1191"/>
+          </w:tcPr>
+          <w:p>
+            <w:r>
+              <w:rPr>
+                <w:b w:val="0"/>
+                <w:i w:val="0"/>
+                <w:color w:val="64748B"/>
+                <w:sz w:val="16"/>
+              </w:rPr>
+              <w:t>GT-CQ</w:t>
+            </w:r>
+          </w:p>
+        </w:tc>
+        <w:tc>
+          <w:tcPr>
+            <w:tcW w:type="dxa" w:w="4706"/>
+          </w:tcPr>
+          <w:p>
+            <w:r>
+              <w:rPr>
+                <w:b w:val="0"/>
+                <w:i w:val="0"/>
+                <w:sz w:val="17"/>
+              </w:rPr>
+              <w:t>L'adresse ou la localisation du ménage doit être bien renseignée, ne doit pas contenir des numéros de téléphone et elle semble courte pour être une adresse.</w:t>
+            </w:r>
+          </w:p>
+        </w:tc>
+      </w:tr>
+      <w:tr>
+        <w:tc>
+          <w:tcPr>
+            <w:tcW w:type="dxa" w:w="964"/>
+          </w:tcPr>
+          <w:p>
+            <w:r>
+              <w:rPr>
+                <w:b/>
+                <w:i w:val="0"/>
+                <w:color w:val="EA580C"/>
+                <w:sz w:val="16"/>
+              </w:rPr>
+              <w:t>Moyenne</w:t>
+            </w:r>
+          </w:p>
+        </w:tc>
+        <w:tc>
+          <w:tcPr>
+            <w:tcW w:type="dxa" w:w="1247"/>
+          </w:tcPr>
+          <w:p>
+            <w:r>
+              <w:rPr>
+                <w:b/>
+                <w:i w:val="0"/>
+                <w:sz w:val="16"/>
+              </w:rPr>
+              <w:t>S00</w:t>
+              <w:br/>
+            </w:r>
+            <w:r>
+              <w:rPr>
+                <w:b w:val="0"/>
+                <w:i w:val="0"/>
+                <w:color w:val="64748B"/>
+                <w:sz w:val="14"/>
+              </w:rPr>
+              <w:t>Identification</w:t>
+            </w:r>
+          </w:p>
+        </w:tc>
+        <w:tc>
+          <w:tcPr>
+            <w:tcW w:type="dxa" w:w="1531"/>
+          </w:tcPr>
+          <w:p>
+            <w:r>
+              <w:rPr>
+                <w:b/>
+                <w:i w:val="0"/>
+                <w:color w:val="16A34A"/>
+                <w:sz w:val="16"/>
+              </w:rPr>
+              <w:t>—</w:t>
+            </w:r>
+          </w:p>
+        </w:tc>
+        <w:tc>
+          <w:tcPr>
+            <w:tcW w:type="dxa" w:w="1191"/>
+          </w:tcPr>
+          <w:p>
+            <w:r>
+              <w:rPr>
+                <w:b w:val="0"/>
+                <w:i w:val="0"/>
+                <w:color w:val="64748B"/>
+                <w:sz w:val="16"/>
+              </w:rPr>
+              <w:t>GT-CQ</w:t>
+            </w:r>
+          </w:p>
+        </w:tc>
+        <w:tc>
+          <w:tcPr>
+            <w:tcW w:type="dxa" w:w="4706"/>
+          </w:tcPr>
+          <w:p>
+            <w:r>
+              <w:rPr>
+                <w:b w:val="0"/>
+                <w:i w:val="0"/>
+                <w:sz w:val="17"/>
+              </w:rPr>
+              <w:t>Prière de renseigner la bonne adresse.</w:t>
+            </w:r>
+          </w:p>
+        </w:tc>
+      </w:tr>
+      <w:tr>
+        <w:tc>
+          <w:tcPr>
+            <w:tcW w:type="dxa" w:w="964"/>
+          </w:tcPr>
+          <w:p>
+            <w:r>
+              <w:rPr>
+                <w:b/>
+                <w:i w:val="0"/>
+                <w:color w:val="EA580C"/>
+                <w:sz w:val="16"/>
+              </w:rPr>
+              <w:t>Moyenne</w:t>
+            </w:r>
+          </w:p>
+        </w:tc>
+        <w:tc>
+          <w:tcPr>
+            <w:tcW w:type="dxa" w:w="1247"/>
+          </w:tcPr>
+          <w:p>
+            <w:r>
+              <w:rPr>
+                <w:b/>
+                <w:i w:val="0"/>
+                <w:sz w:val="16"/>
+              </w:rPr>
+              <w:t>S01</w:t>
+              <w:br/>
+            </w:r>
+            <w:r>
+              <w:rPr>
+                <w:b w:val="0"/>
+                <w:i w:val="0"/>
+                <w:color w:val="64748B"/>
+                <w:sz w:val="14"/>
+              </w:rPr>
+              <w:t>Démographie</w:t>
+            </w:r>
+          </w:p>
+        </w:tc>
+        <w:tc>
+          <w:tcPr>
+            <w:tcW w:type="dxa" w:w="1531"/>
+          </w:tcPr>
+          <w:p>
+            <w:r>
+              <w:rPr>
+                <w:b/>
+                <w:i w:val="0"/>
+                <w:color w:val="16A34A"/>
+                <w:sz w:val="16"/>
+              </w:rPr>
+              <w:t>—</w:t>
+            </w:r>
+          </w:p>
+        </w:tc>
+        <w:tc>
+          <w:tcPr>
+            <w:tcW w:type="dxa" w:w="1191"/>
+          </w:tcPr>
+          <w:p>
+            <w:r>
+              <w:rPr>
+                <w:b w:val="0"/>
+                <w:i w:val="0"/>
+                <w:color w:val="64748B"/>
+                <w:sz w:val="16"/>
+              </w:rPr>
+              <w:t>GT-CQ</w:t>
+            </w:r>
+          </w:p>
+        </w:tc>
+        <w:tc>
+          <w:tcPr>
+            <w:tcW w:type="dxa" w:w="4706"/>
+          </w:tcPr>
+          <w:p>
+            <w:r>
+              <w:rPr>
+                <w:b w:val="0"/>
+                <w:i w:val="0"/>
+                <w:sz w:val="17"/>
+              </w:rPr>
+              <w:t>Prière de verifier l'information donnée par GUEYE CISS ou corriger au niveau de la section 1.</w:t>
+            </w:r>
+          </w:p>
+        </w:tc>
+      </w:tr>
+      <w:tr>
+        <w:tc>
+          <w:tcPr>
+            <w:tcW w:type="dxa" w:w="964"/>
+          </w:tcPr>
+          <w:p>
+            <w:r>
+              <w:rPr>
+                <w:b/>
+                <w:i w:val="0"/>
+                <w:color w:val="EA580C"/>
+                <w:sz w:val="16"/>
+              </w:rPr>
+              <w:t>Moyenne</w:t>
+            </w:r>
+          </w:p>
+        </w:tc>
+        <w:tc>
+          <w:tcPr>
+            <w:tcW w:type="dxa" w:w="1247"/>
+          </w:tcPr>
+          <w:p>
+            <w:r>
+              <w:rPr>
+                <w:b/>
+                <w:i w:val="0"/>
+                <w:sz w:val="16"/>
+              </w:rPr>
+              <w:t>S01</w:t>
+              <w:br/>
+            </w:r>
+            <w:r>
+              <w:rPr>
+                <w:b w:val="0"/>
+                <w:i w:val="0"/>
+                <w:color w:val="64748B"/>
+                <w:sz w:val="14"/>
+              </w:rPr>
+              <w:t>Démographie</w:t>
+            </w:r>
+          </w:p>
+        </w:tc>
+        <w:tc>
+          <w:tcPr>
+            <w:tcW w:type="dxa" w:w="1531"/>
+          </w:tcPr>
+          <w:p>
+            <w:r>
+              <w:rPr>
+                <w:b/>
+                <w:i w:val="0"/>
+                <w:color w:val="16A34A"/>
+                <w:sz w:val="16"/>
+              </w:rPr>
+              <w:t>—</w:t>
+            </w:r>
+          </w:p>
+        </w:tc>
+        <w:tc>
+          <w:tcPr>
+            <w:tcW w:type="dxa" w:w="1191"/>
+          </w:tcPr>
+          <w:p>
+            <w:r>
+              <w:rPr>
+                <w:b w:val="0"/>
+                <w:i w:val="0"/>
+                <w:color w:val="64748B"/>
+                <w:sz w:val="16"/>
+              </w:rPr>
+              <w:t>GT-CQ</w:t>
+            </w:r>
+          </w:p>
+        </w:tc>
+        <w:tc>
+          <w:tcPr>
+            <w:tcW w:type="dxa" w:w="4706"/>
+          </w:tcPr>
+          <w:p>
+            <w:r>
+              <w:rPr>
+                <w:b w:val="0"/>
+                <w:i w:val="0"/>
+                <w:sz w:val="17"/>
+              </w:rPr>
+              <w:t>Prière de verifier l'information donnée par MBAYE CISS ou corriger au niveau de la section 1.</w:t>
+            </w:r>
+          </w:p>
+        </w:tc>
+      </w:tr>
+      <w:tr>
+        <w:tc>
+          <w:tcPr>
+            <w:tcW w:type="dxa" w:w="964"/>
+          </w:tcPr>
+          <w:p>
+            <w:r>
+              <w:rPr>
+                <w:b/>
+                <w:i w:val="0"/>
+                <w:color w:val="EA580C"/>
+                <w:sz w:val="16"/>
+              </w:rPr>
+              <w:t>Moyenne</w:t>
+            </w:r>
+          </w:p>
+        </w:tc>
+        <w:tc>
+          <w:tcPr>
+            <w:tcW w:type="dxa" w:w="1247"/>
+          </w:tcPr>
+          <w:p>
+            <w:r>
+              <w:rPr>
+                <w:b/>
+                <w:i w:val="0"/>
+                <w:sz w:val="16"/>
+              </w:rPr>
+              <w:t>S01</w:t>
+              <w:br/>
+            </w:r>
+            <w:r>
+              <w:rPr>
+                <w:b w:val="0"/>
+                <w:i w:val="0"/>
+                <w:color w:val="64748B"/>
+                <w:sz w:val="14"/>
+              </w:rPr>
+              <w:t>Démographie</w:t>
+            </w:r>
+          </w:p>
+        </w:tc>
+        <w:tc>
+          <w:tcPr>
+            <w:tcW w:type="dxa" w:w="1531"/>
+          </w:tcPr>
+          <w:p>
+            <w:r>
+              <w:rPr>
+                <w:b/>
+                <w:i w:val="0"/>
+                <w:color w:val="16A34A"/>
+                <w:sz w:val="16"/>
+              </w:rPr>
+              <w:t>—</w:t>
+            </w:r>
+          </w:p>
+        </w:tc>
+        <w:tc>
+          <w:tcPr>
+            <w:tcW w:type="dxa" w:w="1191"/>
+          </w:tcPr>
+          <w:p>
+            <w:r>
+              <w:rPr>
+                <w:b w:val="0"/>
+                <w:i w:val="0"/>
+                <w:color w:val="64748B"/>
+                <w:sz w:val="16"/>
+              </w:rPr>
+              <w:t>GT-CQ</w:t>
+            </w:r>
+          </w:p>
+        </w:tc>
+        <w:tc>
+          <w:tcPr>
+            <w:tcW w:type="dxa" w:w="4706"/>
+          </w:tcPr>
+          <w:p>
+            <w:r>
+              <w:rPr>
+                <w:b w:val="0"/>
+                <w:i w:val="0"/>
+                <w:sz w:val="17"/>
+              </w:rPr>
+              <w:t>Prière de verifier l'information donnée par OULIMATA CISS ou corriger au niveau de la section 1.</w:t>
+            </w:r>
+          </w:p>
+        </w:tc>
+      </w:tr>
+      <w:tr>
+        <w:tc>
+          <w:tcPr>
+            <w:tcW w:type="dxa" w:w="964"/>
+          </w:tcPr>
+          <w:p>
+            <w:r>
+              <w:rPr>
+                <w:b/>
+                <w:i w:val="0"/>
+                <w:color w:val="EA580C"/>
+                <w:sz w:val="16"/>
+              </w:rPr>
+              <w:t>Moyenne</w:t>
+            </w:r>
+          </w:p>
+        </w:tc>
+        <w:tc>
+          <w:tcPr>
+            <w:tcW w:type="dxa" w:w="1247"/>
+          </w:tcPr>
+          <w:p>
+            <w:r>
+              <w:rPr>
+                <w:b/>
+                <w:i w:val="0"/>
+                <w:sz w:val="16"/>
+              </w:rPr>
               <w:t>S02</w:t>
               <w:br/>
             </w:r>
@@ -1264,7 +1894,7 @@
                 <w:color w:val="16A34A"/>
                 <w:sz w:val="16"/>
               </w:rPr>
-              <w:t>s02q33, s01q00b</w:t>
+              <w:t>—</w:t>
             </w:r>
           </w:p>
         </w:tc>
@@ -1295,7 +1925,7 @@
                 <w:i w:val="0"/>
                 <w:sz w:val="17"/>
               </w:rPr>
-              <w:t>Incoherent!!! La dernière fois que THIORO CISS a  fréquenté l'école est 9999.</w:t>
+              <w:t>Attention!!! le montant payé pour les frais de scolarité ( 11000 FCFA) de OULIMATA CISS  qui fréquente 3ème année de Primaire semble faible.</w:t>
             </w:r>
           </w:p>
         </w:tc>
@@ -1310,10 +1940,10 @@
               <w:rPr>
                 <w:b/>
                 <w:i w:val="0"/>
-                <w:color w:val="DC2626"/>
+                <w:color w:val="EA580C"/>
                 <w:sz w:val="16"/>
               </w:rPr>
-              <w:t>Haute</w:t>
+              <w:t>Moyenne</w:t>
             </w:r>
           </w:p>
         </w:tc>
@@ -1354,7 +1984,7 @@
                 <w:color w:val="16A34A"/>
                 <w:sz w:val="16"/>
               </w:rPr>
-              <w:t>s02q33, s01q00b</w:t>
+              <w:t>—</w:t>
             </w:r>
           </w:p>
         </w:tc>
@@ -1385,997 +2015,7 @@
                 <w:i w:val="0"/>
                 <w:sz w:val="17"/>
               </w:rPr>
-              <w:t>Incoherent!!! La dernière fois que VIEUX CISS a  fréquenté l'école est 9999.</w:t>
-            </w:r>
-          </w:p>
-        </w:tc>
-      </w:tr>
-      <w:tr>
-        <w:tc>
-          <w:tcPr>
-            <w:tcW w:type="dxa" w:w="964"/>
-          </w:tcPr>
-          <w:p>
-            <w:r>
-              <w:rPr>
-                <w:b/>
-                <w:i w:val="0"/>
-                <w:color w:val="DC2626"/>
-                <w:sz w:val="16"/>
-              </w:rPr>
-              <w:t>Haute</w:t>
-            </w:r>
-          </w:p>
-        </w:tc>
-        <w:tc>
-          <w:tcPr>
-            <w:tcW w:type="dxa" w:w="1247"/>
-          </w:tcPr>
-          <w:p>
-            <w:r>
-              <w:rPr>
-                <w:b/>
-                <w:i w:val="0"/>
-                <w:sz w:val="16"/>
-              </w:rPr>
-              <w:t>S11</w:t>
-              <w:br/>
-            </w:r>
-            <w:r>
-              <w:rPr>
-                <w:b w:val="0"/>
-                <w:i w:val="0"/>
-                <w:color w:val="64748B"/>
-                <w:sz w:val="14"/>
-              </w:rPr>
-              <w:t>Logement / cadre de vie</w:t>
-            </w:r>
-          </w:p>
-        </w:tc>
-        <w:tc>
-          <w:tcPr>
-            <w:tcW w:type="dxa" w:w="1531"/>
-          </w:tcPr>
-          <w:p>
-            <w:r>
-              <w:rPr>
-                <w:b/>
-                <w:i w:val="0"/>
-                <w:color w:val="16A34A"/>
-                <w:sz w:val="16"/>
-              </w:rPr>
-              <w:t>s01q07, s01q08, s02q20, s02q22, s03q07, s02q29, s04q19, s13q02</w:t>
-            </w:r>
-          </w:p>
-        </w:tc>
-        <w:tc>
-          <w:tcPr>
-            <w:tcW w:type="dxa" w:w="1191"/>
-          </w:tcPr>
-          <w:p>
-            <w:r>
-              <w:rPr>
-                <w:b w:val="0"/>
-                <w:i w:val="0"/>
-                <w:color w:val="64748B"/>
-                <w:sz w:val="16"/>
-              </w:rPr>
-              <w:t>GT-CQ</w:t>
-            </w:r>
-          </w:p>
-        </w:tc>
-        <w:tc>
-          <w:tcPr>
-            <w:tcW w:type="dxa" w:w="4706"/>
-          </w:tcPr>
-          <w:p>
-            <w:r>
-              <w:rPr>
-                <w:b w:val="0"/>
-                <w:i w:val="0"/>
-                <w:sz w:val="17"/>
-              </w:rPr>
-              <w:t>Avertissement!! Le montant supporté (21000 FCFA) par le ménage pour cette source d’énergie (Charbon de bois) à THIES Rural au cours des 30 derniers jours semble incoherent, prière de confirmer ou corriger.</w:t>
-            </w:r>
-          </w:p>
-        </w:tc>
-      </w:tr>
-      <w:tr>
-        <w:tc>
-          <w:tcPr>
-            <w:tcW w:type="dxa" w:w="964"/>
-          </w:tcPr>
-          <w:p>
-            <w:r>
-              <w:rPr>
-                <w:b/>
-                <w:i w:val="0"/>
-                <w:color w:val="DC2626"/>
-                <w:sz w:val="16"/>
-              </w:rPr>
-              <w:t>Haute</w:t>
-            </w:r>
-          </w:p>
-        </w:tc>
-        <w:tc>
-          <w:tcPr>
-            <w:tcW w:type="dxa" w:w="1247"/>
-          </w:tcPr>
-          <w:p>
-            <w:r>
-              <w:rPr>
-                <w:b/>
-                <w:i w:val="0"/>
-                <w:sz w:val="16"/>
-              </w:rPr>
-              <w:t>S11</w:t>
-              <w:br/>
-            </w:r>
-            <w:r>
-              <w:rPr>
-                <w:b w:val="0"/>
-                <w:i w:val="0"/>
-                <w:color w:val="64748B"/>
-                <w:sz w:val="14"/>
-              </w:rPr>
-              <w:t>Logement / cadre de vie</w:t>
-            </w:r>
-          </w:p>
-        </w:tc>
-        <w:tc>
-          <w:tcPr>
-            <w:tcW w:type="dxa" w:w="1531"/>
-          </w:tcPr>
-          <w:p>
-            <w:r>
-              <w:rPr>
-                <w:b/>
-                <w:i w:val="0"/>
-                <w:color w:val="16A34A"/>
-                <w:sz w:val="16"/>
-              </w:rPr>
-              <w:t>s01q03a, s01q03b, s01q03c, s11q32, s11q36, s11q36_code</w:t>
-            </w:r>
-          </w:p>
-        </w:tc>
-        <w:tc>
-          <w:tcPr>
-            <w:tcW w:type="dxa" w:w="1191"/>
-          </w:tcPr>
-          <w:p>
-            <w:r>
-              <w:rPr>
-                <w:b w:val="0"/>
-                <w:i w:val="0"/>
-                <w:color w:val="64748B"/>
-                <w:sz w:val="16"/>
-              </w:rPr>
-              <w:t>GT-CQ</w:t>
-            </w:r>
-          </w:p>
-        </w:tc>
-        <w:tc>
-          <w:tcPr>
-            <w:tcW w:type="dxa" w:w="4706"/>
-          </w:tcPr>
-          <w:p>
-            <w:r>
-              <w:rPr>
-                <w:b w:val="0"/>
-                <w:i w:val="0"/>
-                <w:sz w:val="17"/>
-              </w:rPr>
-              <w:t>Le ménage  est connecté à un réseau électrique donc à accès à l'électricité avec EDM malgré qu'elle ne soit pas disponible à 100%, le même ménage déclare comme principale source d'éclairage du logement la Lampe à pile/Lampe solaire qui est incohérent.</w:t>
-            </w:r>
-          </w:p>
-        </w:tc>
-      </w:tr>
-      <w:tr>
-        <w:tc>
-          <w:tcPr>
-            <w:tcW w:type="dxa" w:w="964"/>
-          </w:tcPr>
-          <w:p>
-            <w:r>
-              <w:rPr>
-                <w:b/>
-                <w:i w:val="0"/>
-                <w:color w:val="EA580C"/>
-                <w:sz w:val="16"/>
-              </w:rPr>
-              <w:t>Moyenne</w:t>
-            </w:r>
-          </w:p>
-        </w:tc>
-        <w:tc>
-          <w:tcPr>
-            <w:tcW w:type="dxa" w:w="1247"/>
-          </w:tcPr>
-          <w:p>
-            <w:r>
-              <w:rPr>
-                <w:b/>
-                <w:i w:val="0"/>
-                <w:sz w:val="16"/>
-              </w:rPr>
-              <w:t>S00</w:t>
-              <w:br/>
-            </w:r>
-            <w:r>
-              <w:rPr>
-                <w:b w:val="0"/>
-                <w:i w:val="0"/>
-                <w:color w:val="64748B"/>
-                <w:sz w:val="14"/>
-              </w:rPr>
-              <w:t>Identification</w:t>
-            </w:r>
-          </w:p>
-        </w:tc>
-        <w:tc>
-          <w:tcPr>
-            <w:tcW w:type="dxa" w:w="1531"/>
-          </w:tcPr>
-          <w:p>
-            <w:r>
-              <w:rPr>
-                <w:b/>
-                <w:i w:val="0"/>
-                <w:color w:val="16A34A"/>
-                <w:sz w:val="16"/>
-              </w:rPr>
-              <w:t>—</w:t>
-            </w:r>
-          </w:p>
-        </w:tc>
-        <w:tc>
-          <w:tcPr>
-            <w:tcW w:type="dxa" w:w="1191"/>
-          </w:tcPr>
-          <w:p>
-            <w:r>
-              <w:rPr>
-                <w:b w:val="0"/>
-                <w:i w:val="0"/>
-                <w:color w:val="64748B"/>
-                <w:sz w:val="16"/>
-              </w:rPr>
-              <w:t>GT-CQ</w:t>
-            </w:r>
-          </w:p>
-        </w:tc>
-        <w:tc>
-          <w:tcPr>
-            <w:tcW w:type="dxa" w:w="4706"/>
-          </w:tcPr>
-          <w:p>
-            <w:r>
-              <w:rPr>
-                <w:b w:val="0"/>
-                <w:i w:val="0"/>
-                <w:sz w:val="17"/>
-              </w:rPr>
-              <w:t>L'adresse ou la localisation du ménage doit être bien renseignée, ne doit pas contenir des numéros de téléphone et elle semble courte pour être une adresse.</w:t>
-            </w:r>
-          </w:p>
-        </w:tc>
-      </w:tr>
-      <w:tr>
-        <w:tc>
-          <w:tcPr>
-            <w:tcW w:type="dxa" w:w="964"/>
-          </w:tcPr>
-          <w:p>
-            <w:r>
-              <w:rPr>
-                <w:b/>
-                <w:i w:val="0"/>
-                <w:color w:val="EA580C"/>
-                <w:sz w:val="16"/>
-              </w:rPr>
-              <w:t>Moyenne</w:t>
-            </w:r>
-          </w:p>
-        </w:tc>
-        <w:tc>
-          <w:tcPr>
-            <w:tcW w:type="dxa" w:w="1247"/>
-          </w:tcPr>
-          <w:p>
-            <w:r>
-              <w:rPr>
-                <w:b/>
-                <w:i w:val="0"/>
-                <w:sz w:val="16"/>
-              </w:rPr>
-              <w:t>S00</w:t>
-              <w:br/>
-            </w:r>
-            <w:r>
-              <w:rPr>
-                <w:b w:val="0"/>
-                <w:i w:val="0"/>
-                <w:color w:val="64748B"/>
-                <w:sz w:val="14"/>
-              </w:rPr>
-              <w:t>Identification</w:t>
-            </w:r>
-          </w:p>
-        </w:tc>
-        <w:tc>
-          <w:tcPr>
-            <w:tcW w:type="dxa" w:w="1531"/>
-          </w:tcPr>
-          <w:p>
-            <w:r>
-              <w:rPr>
-                <w:b/>
-                <w:i w:val="0"/>
-                <w:color w:val="16A34A"/>
-                <w:sz w:val="16"/>
-              </w:rPr>
-              <w:t>—</w:t>
-            </w:r>
-          </w:p>
-        </w:tc>
-        <w:tc>
-          <w:tcPr>
-            <w:tcW w:type="dxa" w:w="1191"/>
-          </w:tcPr>
-          <w:p>
-            <w:r>
-              <w:rPr>
-                <w:b w:val="0"/>
-                <w:i w:val="0"/>
-                <w:color w:val="64748B"/>
-                <w:sz w:val="16"/>
-              </w:rPr>
-              <w:t>GT-CQ</w:t>
-            </w:r>
-          </w:p>
-        </w:tc>
-        <w:tc>
-          <w:tcPr>
-            <w:tcW w:type="dxa" w:w="4706"/>
-          </w:tcPr>
-          <w:p>
-            <w:r>
-              <w:rPr>
-                <w:b w:val="0"/>
-                <w:i w:val="0"/>
-                <w:sz w:val="17"/>
-              </w:rPr>
-              <w:t>Prière de renseigner la bonne adresse.</w:t>
-            </w:r>
-          </w:p>
-        </w:tc>
-      </w:tr>
-      <w:tr>
-        <w:tc>
-          <w:tcPr>
-            <w:tcW w:type="dxa" w:w="964"/>
-          </w:tcPr>
-          <w:p>
-            <w:r>
-              <w:rPr>
-                <w:b/>
-                <w:i w:val="0"/>
-                <w:color w:val="EA580C"/>
-                <w:sz w:val="16"/>
-              </w:rPr>
-              <w:t>Moyenne</w:t>
-            </w:r>
-          </w:p>
-        </w:tc>
-        <w:tc>
-          <w:tcPr>
-            <w:tcW w:type="dxa" w:w="1247"/>
-          </w:tcPr>
-          <w:p>
-            <w:r>
-              <w:rPr>
-                <w:b/>
-                <w:i w:val="0"/>
-                <w:sz w:val="16"/>
-              </w:rPr>
-              <w:t>S01</w:t>
-              <w:br/>
-            </w:r>
-            <w:r>
-              <w:rPr>
-                <w:b w:val="0"/>
-                <w:i w:val="0"/>
-                <w:color w:val="64748B"/>
-                <w:sz w:val="14"/>
-              </w:rPr>
-              <w:t>Démographie</w:t>
-            </w:r>
-          </w:p>
-        </w:tc>
-        <w:tc>
-          <w:tcPr>
-            <w:tcW w:type="dxa" w:w="1531"/>
-          </w:tcPr>
-          <w:p>
-            <w:r>
-              <w:rPr>
-                <w:b/>
-                <w:i w:val="0"/>
-                <w:color w:val="16A34A"/>
-                <w:sz w:val="16"/>
-              </w:rPr>
-              <w:t>—</w:t>
-            </w:r>
-          </w:p>
-        </w:tc>
-        <w:tc>
-          <w:tcPr>
-            <w:tcW w:type="dxa" w:w="1191"/>
-          </w:tcPr>
-          <w:p>
-            <w:r>
-              <w:rPr>
-                <w:b w:val="0"/>
-                <w:i w:val="0"/>
-                <w:color w:val="64748B"/>
-                <w:sz w:val="16"/>
-              </w:rPr>
-              <w:t>GT-CQ</w:t>
-            </w:r>
-          </w:p>
-        </w:tc>
-        <w:tc>
-          <w:tcPr>
-            <w:tcW w:type="dxa" w:w="4706"/>
-          </w:tcPr>
-          <w:p>
-            <w:r>
-              <w:rPr>
-                <w:b w:val="0"/>
-                <w:i w:val="0"/>
-                <w:sz w:val="17"/>
-              </w:rPr>
-              <w:t>Prière de verifier l'information donnée par GUEYE CISS ou corriger au niveau de la section 1.</w:t>
-            </w:r>
-          </w:p>
-        </w:tc>
-      </w:tr>
-      <w:tr>
-        <w:tc>
-          <w:tcPr>
-            <w:tcW w:type="dxa" w:w="964"/>
-          </w:tcPr>
-          <w:p>
-            <w:r>
-              <w:rPr>
-                <w:b/>
-                <w:i w:val="0"/>
-                <w:color w:val="EA580C"/>
-                <w:sz w:val="16"/>
-              </w:rPr>
-              <w:t>Moyenne</w:t>
-            </w:r>
-          </w:p>
-        </w:tc>
-        <w:tc>
-          <w:tcPr>
-            <w:tcW w:type="dxa" w:w="1247"/>
-          </w:tcPr>
-          <w:p>
-            <w:r>
-              <w:rPr>
-                <w:b/>
-                <w:i w:val="0"/>
-                <w:sz w:val="16"/>
-              </w:rPr>
-              <w:t>S01</w:t>
-              <w:br/>
-            </w:r>
-            <w:r>
-              <w:rPr>
-                <w:b w:val="0"/>
-                <w:i w:val="0"/>
-                <w:color w:val="64748B"/>
-                <w:sz w:val="14"/>
-              </w:rPr>
-              <w:t>Démographie</w:t>
-            </w:r>
-          </w:p>
-        </w:tc>
-        <w:tc>
-          <w:tcPr>
-            <w:tcW w:type="dxa" w:w="1531"/>
-          </w:tcPr>
-          <w:p>
-            <w:r>
-              <w:rPr>
-                <w:b/>
-                <w:i w:val="0"/>
-                <w:color w:val="16A34A"/>
-                <w:sz w:val="16"/>
-              </w:rPr>
-              <w:t>—</w:t>
-            </w:r>
-          </w:p>
-        </w:tc>
-        <w:tc>
-          <w:tcPr>
-            <w:tcW w:type="dxa" w:w="1191"/>
-          </w:tcPr>
-          <w:p>
-            <w:r>
-              <w:rPr>
-                <w:b w:val="0"/>
-                <w:i w:val="0"/>
-                <w:color w:val="64748B"/>
-                <w:sz w:val="16"/>
-              </w:rPr>
-              <w:t>GT-CQ</w:t>
-            </w:r>
-          </w:p>
-        </w:tc>
-        <w:tc>
-          <w:tcPr>
-            <w:tcW w:type="dxa" w:w="4706"/>
-          </w:tcPr>
-          <w:p>
-            <w:r>
-              <w:rPr>
-                <w:b w:val="0"/>
-                <w:i w:val="0"/>
-                <w:sz w:val="17"/>
-              </w:rPr>
-              <w:t>Prière de verifier l'information donnée par MBAYE CISS ou corriger au niveau de la section 1.</w:t>
-            </w:r>
-          </w:p>
-        </w:tc>
-      </w:tr>
-      <w:tr>
-        <w:tc>
-          <w:tcPr>
-            <w:tcW w:type="dxa" w:w="964"/>
-          </w:tcPr>
-          <w:p>
-            <w:r>
-              <w:rPr>
-                <w:b/>
-                <w:i w:val="0"/>
-                <w:color w:val="EA580C"/>
-                <w:sz w:val="16"/>
-              </w:rPr>
-              <w:t>Moyenne</w:t>
-            </w:r>
-          </w:p>
-        </w:tc>
-        <w:tc>
-          <w:tcPr>
-            <w:tcW w:type="dxa" w:w="1247"/>
-          </w:tcPr>
-          <w:p>
-            <w:r>
-              <w:rPr>
-                <w:b/>
-                <w:i w:val="0"/>
-                <w:sz w:val="16"/>
-              </w:rPr>
-              <w:t>S01</w:t>
-              <w:br/>
-            </w:r>
-            <w:r>
-              <w:rPr>
-                <w:b w:val="0"/>
-                <w:i w:val="0"/>
-                <w:color w:val="64748B"/>
-                <w:sz w:val="14"/>
-              </w:rPr>
-              <w:t>Démographie</w:t>
-            </w:r>
-          </w:p>
-        </w:tc>
-        <w:tc>
-          <w:tcPr>
-            <w:tcW w:type="dxa" w:w="1531"/>
-          </w:tcPr>
-          <w:p>
-            <w:r>
-              <w:rPr>
-                <w:b/>
-                <w:i w:val="0"/>
-                <w:color w:val="16A34A"/>
-                <w:sz w:val="16"/>
-              </w:rPr>
-              <w:t>—</w:t>
-            </w:r>
-          </w:p>
-        </w:tc>
-        <w:tc>
-          <w:tcPr>
-            <w:tcW w:type="dxa" w:w="1191"/>
-          </w:tcPr>
-          <w:p>
-            <w:r>
-              <w:rPr>
-                <w:b w:val="0"/>
-                <w:i w:val="0"/>
-                <w:color w:val="64748B"/>
-                <w:sz w:val="16"/>
-              </w:rPr>
-              <w:t>GT-CQ</w:t>
-            </w:r>
-          </w:p>
-        </w:tc>
-        <w:tc>
-          <w:tcPr>
-            <w:tcW w:type="dxa" w:w="4706"/>
-          </w:tcPr>
-          <w:p>
-            <w:r>
-              <w:rPr>
-                <w:b w:val="0"/>
-                <w:i w:val="0"/>
-                <w:sz w:val="17"/>
-              </w:rPr>
-              <w:t>Prière de verifier l'information donnée par OULIMATA CISS ou corriger au niveau de la section 1.</w:t>
-            </w:r>
-          </w:p>
-        </w:tc>
-      </w:tr>
-      <w:tr>
-        <w:tc>
-          <w:tcPr>
-            <w:tcW w:type="dxa" w:w="964"/>
-          </w:tcPr>
-          <w:p>
-            <w:r>
-              <w:rPr>
-                <w:b/>
-                <w:i w:val="0"/>
-                <w:color w:val="EA580C"/>
-                <w:sz w:val="16"/>
-              </w:rPr>
-              <w:t>Moyenne</w:t>
-            </w:r>
-          </w:p>
-        </w:tc>
-        <w:tc>
-          <w:tcPr>
-            <w:tcW w:type="dxa" w:w="1247"/>
-          </w:tcPr>
-          <w:p>
-            <w:r>
-              <w:rPr>
-                <w:b/>
-                <w:i w:val="0"/>
-                <w:sz w:val="16"/>
-              </w:rPr>
-              <w:t>S02</w:t>
-              <w:br/>
-            </w:r>
-            <w:r>
-              <w:rPr>
-                <w:b w:val="0"/>
-                <w:i w:val="0"/>
-                <w:color w:val="64748B"/>
-                <w:sz w:val="14"/>
-              </w:rPr>
-              <w:t>Éducation</w:t>
-            </w:r>
-          </w:p>
-        </w:tc>
-        <w:tc>
-          <w:tcPr>
-            <w:tcW w:type="dxa" w:w="1531"/>
-          </w:tcPr>
-          <w:p>
-            <w:r>
-              <w:rPr>
-                <w:b/>
-                <w:i w:val="0"/>
-                <w:color w:val="16A34A"/>
-                <w:sz w:val="16"/>
-              </w:rPr>
-              <w:t>—</w:t>
-            </w:r>
-          </w:p>
-        </w:tc>
-        <w:tc>
-          <w:tcPr>
-            <w:tcW w:type="dxa" w:w="1191"/>
-          </w:tcPr>
-          <w:p>
-            <w:r>
-              <w:rPr>
-                <w:b w:val="0"/>
-                <w:i w:val="0"/>
-                <w:color w:val="64748B"/>
-                <w:sz w:val="16"/>
-              </w:rPr>
-              <w:t>GT-CQ</w:t>
-            </w:r>
-          </w:p>
-        </w:tc>
-        <w:tc>
-          <w:tcPr>
-            <w:tcW w:type="dxa" w:w="4706"/>
-          </w:tcPr>
-          <w:p>
-            <w:r>
-              <w:rPr>
-                <w:b w:val="0"/>
-                <w:i w:val="0"/>
-                <w:sz w:val="17"/>
-              </w:rPr>
-              <w:t>Attention!!! le montant payé pour les frais de scolarité ( 11000 FCFA) de OULIMATA CISS  qui fréquente 3ème année de Primaire semble faible.</w:t>
-            </w:r>
-          </w:p>
-        </w:tc>
-      </w:tr>
-      <w:tr>
-        <w:tc>
-          <w:tcPr>
-            <w:tcW w:type="dxa" w:w="964"/>
-          </w:tcPr>
-          <w:p>
-            <w:r>
-              <w:rPr>
-                <w:b/>
-                <w:i w:val="0"/>
-                <w:color w:val="EA580C"/>
-                <w:sz w:val="16"/>
-              </w:rPr>
-              <w:t>Moyenne</w:t>
-            </w:r>
-          </w:p>
-        </w:tc>
-        <w:tc>
-          <w:tcPr>
-            <w:tcW w:type="dxa" w:w="1247"/>
-          </w:tcPr>
-          <w:p>
-            <w:r>
-              <w:rPr>
-                <w:b/>
-                <w:i w:val="0"/>
-                <w:sz w:val="16"/>
-              </w:rPr>
-              <w:t>S02</w:t>
-              <w:br/>
-            </w:r>
-            <w:r>
-              <w:rPr>
-                <w:b w:val="0"/>
-                <w:i w:val="0"/>
-                <w:color w:val="64748B"/>
-                <w:sz w:val="14"/>
-              </w:rPr>
-              <w:t>Éducation</w:t>
-            </w:r>
-          </w:p>
-        </w:tc>
-        <w:tc>
-          <w:tcPr>
-            <w:tcW w:type="dxa" w:w="1531"/>
-          </w:tcPr>
-          <w:p>
-            <w:r>
-              <w:rPr>
-                <w:b/>
-                <w:i w:val="0"/>
-                <w:color w:val="16A34A"/>
-                <w:sz w:val="16"/>
-              </w:rPr>
-              <w:t>—</w:t>
-            </w:r>
-          </w:p>
-        </w:tc>
-        <w:tc>
-          <w:tcPr>
-            <w:tcW w:type="dxa" w:w="1191"/>
-          </w:tcPr>
-          <w:p>
-            <w:r>
-              <w:rPr>
-                <w:b w:val="0"/>
-                <w:i w:val="0"/>
-                <w:color w:val="64748B"/>
-                <w:sz w:val="16"/>
-              </w:rPr>
-              <w:t>GT-CQ</w:t>
-            </w:r>
-          </w:p>
-        </w:tc>
-        <w:tc>
-          <w:tcPr>
-            <w:tcW w:type="dxa" w:w="4706"/>
-          </w:tcPr>
-          <w:p>
-            <w:r>
-              <w:rPr>
-                <w:b w:val="0"/>
-                <w:i w:val="0"/>
-                <w:sz w:val="17"/>
-              </w:rPr>
               <w:t>Veuillez verifier cette information auprès de l'enquêté ou confirmer avec le QG.</w:t>
-            </w:r>
-          </w:p>
-        </w:tc>
-      </w:tr>
-      <w:tr>
-        <w:tc>
-          <w:tcPr>
-            <w:tcW w:type="dxa" w:w="964"/>
-          </w:tcPr>
-          <w:p>
-            <w:r>
-              <w:rPr>
-                <w:b/>
-                <w:i w:val="0"/>
-                <w:color w:val="EA580C"/>
-                <w:sz w:val="16"/>
-              </w:rPr>
-              <w:t>Moyenne</w:t>
-            </w:r>
-          </w:p>
-        </w:tc>
-        <w:tc>
-          <w:tcPr>
-            <w:tcW w:type="dxa" w:w="1247"/>
-          </w:tcPr>
-          <w:p>
-            <w:r>
-              <w:rPr>
-                <w:b/>
-                <w:i w:val="0"/>
-                <w:sz w:val="16"/>
-              </w:rPr>
-              <w:t>S02</w:t>
-              <w:br/>
-            </w:r>
-            <w:r>
-              <w:rPr>
-                <w:b w:val="0"/>
-                <w:i w:val="0"/>
-                <w:color w:val="64748B"/>
-                <w:sz w:val="14"/>
-              </w:rPr>
-              <w:t>Éducation</w:t>
-            </w:r>
-          </w:p>
-        </w:tc>
-        <w:tc>
-          <w:tcPr>
-            <w:tcW w:type="dxa" w:w="1531"/>
-          </w:tcPr>
-          <w:p>
-            <w:r>
-              <w:rPr>
-                <w:b/>
-                <w:i w:val="0"/>
-                <w:color w:val="16A34A"/>
-                <w:sz w:val="16"/>
-              </w:rPr>
-              <w:t>—</w:t>
-            </w:r>
-          </w:p>
-        </w:tc>
-        <w:tc>
-          <w:tcPr>
-            <w:tcW w:type="dxa" w:w="1191"/>
-          </w:tcPr>
-          <w:p>
-            <w:r>
-              <w:rPr>
-                <w:b w:val="0"/>
-                <w:i w:val="0"/>
-                <w:color w:val="64748B"/>
-                <w:sz w:val="16"/>
-              </w:rPr>
-              <w:t>GT-CQ</w:t>
-            </w:r>
-          </w:p>
-        </w:tc>
-        <w:tc>
-          <w:tcPr>
-            <w:tcW w:type="dxa" w:w="4706"/>
-          </w:tcPr>
-          <w:p>
-            <w:r>
-              <w:rPr>
-                <w:b w:val="0"/>
-                <w:i w:val="0"/>
-                <w:sz w:val="17"/>
-              </w:rPr>
-              <w:t>veuillez, s'il vous plait, confirmer la cotisation ( 1000 FCFA) payée de OULIMATA CISS avec le QG ou apporter les corrections nécessaires.</w:t>
-            </w:r>
-          </w:p>
-        </w:tc>
-      </w:tr>
-      <w:tr>
-        <w:tc>
-          <w:tcPr>
-            <w:tcW w:type="dxa" w:w="964"/>
-          </w:tcPr>
-          <w:p>
-            <w:r>
-              <w:rPr>
-                <w:b/>
-                <w:i w:val="0"/>
-                <w:color w:val="EA580C"/>
-                <w:sz w:val="16"/>
-              </w:rPr>
-              <w:t>Moyenne</w:t>
-            </w:r>
-          </w:p>
-        </w:tc>
-        <w:tc>
-          <w:tcPr>
-            <w:tcW w:type="dxa" w:w="1247"/>
-          </w:tcPr>
-          <w:p>
-            <w:r>
-              <w:rPr>
-                <w:b/>
-                <w:i w:val="0"/>
-                <w:sz w:val="16"/>
-              </w:rPr>
-              <w:t>S02</w:t>
-              <w:br/>
-            </w:r>
-            <w:r>
-              <w:rPr>
-                <w:b w:val="0"/>
-                <w:i w:val="0"/>
-                <w:color w:val="64748B"/>
-                <w:sz w:val="14"/>
-              </w:rPr>
-              <w:t>Éducation</w:t>
-            </w:r>
-          </w:p>
-        </w:tc>
-        <w:tc>
-          <w:tcPr>
-            <w:tcW w:type="dxa" w:w="1531"/>
-          </w:tcPr>
-          <w:p>
-            <w:r>
-              <w:rPr>
-                <w:b/>
-                <w:i w:val="0"/>
-                <w:color w:val="16A34A"/>
-                <w:sz w:val="16"/>
-              </w:rPr>
-              <w:t>—</w:t>
-            </w:r>
-          </w:p>
-        </w:tc>
-        <w:tc>
-          <w:tcPr>
-            <w:tcW w:type="dxa" w:w="1191"/>
-          </w:tcPr>
-          <w:p>
-            <w:r>
-              <w:rPr>
-                <w:b w:val="0"/>
-                <w:i w:val="0"/>
-                <w:color w:val="64748B"/>
-                <w:sz w:val="16"/>
-              </w:rPr>
-              <w:t>GT-CQ</w:t>
-            </w:r>
-          </w:p>
-        </w:tc>
-        <w:tc>
-          <w:tcPr>
-            <w:tcW w:type="dxa" w:w="4706"/>
-          </w:tcPr>
-          <w:p>
-            <w:r>
-              <w:rPr>
-                <w:b w:val="0"/>
-                <w:i w:val="0"/>
-                <w:sz w:val="17"/>
-              </w:rPr>
-              <w:t>veuillez, s'il vous plait, confirmer les frais de scolarité ( 5000 FCFA) payée de MBAYE CISS avec le QG ou apporter les corrections nécessaires.</w:t>
             </w:r>
           </w:p>
         </w:tc>
